--- a/docs/tables.docx
+++ b/docs/tables.docx
@@ -92,10 +92,10 @@
         <w:rPr>
           <w:b/>
         </w:rPr>
-        <w:t>username</w:t>
+        <w:t>display_name</w:t>
       </w:r>
       <w:r>
-        <w:t xml:space="preserve"> (VARCHAR, Unique, Not Null): For @mentions and searching.</w:t>
+        <w:t xml:space="preserve"> (VARCHAR(50), Nullable until onboarding): The one user-chosen name, shown everywhere and used for search. Free text in any language (Hebrew, emoji, spaces), editable later, and unique through display_name_key. There is deliberately no separate username: profile URLs use id, so no URL-safe handle is needed.</w:t>
       </w:r>
     </w:p>
     <w:p>
@@ -106,10 +106,10 @@
         <w:rPr>
           <w:b/>
         </w:rPr>
-        <w:t>display_name</w:t>
+        <w:t>display_name_key</w:t>
       </w:r>
       <w:r>
-        <w:t xml:space="preserve"> (VARCHAR, Not Null): The name shown on their profile.</w:t>
+        <w:t xml:space="preserve"> (VARCHAR(50), Unique, Nullable): Hidden, server-derived normalised form of display_name (whitespace collapsed, lower-cased). It carries the uniqueness, so "Ofri" and "ofri " collide while each is still shown as typed. Never sent to a client.</w:t>
       </w:r>
     </w:p>
     <w:p>
@@ -148,7 +148,7 @@
         <w:t>preferred_service</w:t>
       </w:r>
       <w:r>
-        <w:t xml:space="preserve"> (ENUM, Not Null): e.g., 'SPOTIFY', 'APPLE_MUSIC', 'YOUTUBE', 'TIDAL', 'DEEZER'. Defaults to a specific service.</w:t>
+        <w:t xml:space="preserve"> (ENUM, Nullable until onboarding): 'SPOTIFY', 'APPLE_MUSIC', 'YOUTUBE', 'TIDAL', 'DEEZER'. Deliberately no default, so "has not chosen" stays distinguishable from "chose Spotify".</w:t>
       </w:r>
     </w:p>
     <w:p>
@@ -181,6 +181,20 @@
     </w:p>
     <w:p>
       <w:pPr>
+        <w:pStyle w:val="ListBullet"/>
+      </w:pPr>
+      <w:r>
+        <w:rPr>
+          <w:b/>
+        </w:rPr>
+        <w:t>updated_at</w:t>
+      </w:r>
+      <w:r>
+        <w:t xml:space="preserve"> (TIMESTAMP, Not Null): Set on every write. Added in Phase 1; the admin area will use it.</w:t>
+      </w:r>
+    </w:p>
+    <w:p>
+      <w:pPr>
         <w:pStyle w:val="IntenseQuote"/>
       </w:pPr>
       <w:r>
@@ -190,7 +204,7 @@
         <w:t>🔴 There is deliberately no `email` column and no `password_hash` column.</w:t>
       </w:r>
       <w:r>
-        <w:t xml:space="preserve"> Google Sign-In is the only authentication method, so no password exists to hash. The </w:t>
+        <w:t xml:space="preserve"> Google Sign-In is the only authentication method, so no password exists to hash. Google's name claim (the person's real name) is discarded the same way as email; the only name stored is the display_name the user chooses. The </w:t>
       </w:r>
       <w:r>
         <w:rPr>

--- a/docs/tables.docx
+++ b/docs/tables.docx
@@ -134,7 +134,21 @@
         <w:t>picture</w:t>
       </w:r>
       <w:r>
-        <w:t xml:space="preserve"> URL supplied by Google. Null for users who have no Google picture; the UI then falls back to a generated avatar.</w:t>
+        <w:t xml:space="preserve"> URL supplied by Google. Held before onboarding only so it can be offered as a choice; kept afterwards only if the user chose it (use_google_picture), otherwise set to null and never stored again. When null the UI shows the generated avatar.</w:t>
+      </w:r>
+    </w:p>
+    <w:p>
+      <w:pPr>
+        <w:pStyle w:val="ListBullet"/>
+      </w:pPr>
+      <w:r>
+        <w:rPr>
+          <w:b/>
+        </w:rPr>
+        <w:t>use_google_picture</w:t>
+      </w:r>
+      <w:r>
+        <w:t xml:space="preserve"> (BOOLEAN, Not Null, Default false): The user chose their Google photo as their avatar during onboarding. False means the generated avatar.</w:t>
       </w:r>
     </w:p>
     <w:p>

--- a/docs/tables.docx
+++ b/docs/tables.docx
@@ -315,10 +315,10 @@
         <w:rPr>
           <w:b/>
         </w:rPr>
-        <w:t>cover_image_url</w:t>
+        <w:t>created_at</w:t>
       </w:r>
       <w:r>
-        <w:t xml:space="preserve"> (VARCHAR, Nullable): Link to the banner image.</w:t>
+        <w:t xml:space="preserve"> (TIMESTAMP, Default Current Time).</w:t>
       </w:r>
     </w:p>
     <w:p>
@@ -329,24 +329,15 @@
         <w:rPr>
           <w:b/>
         </w:rPr>
-        <w:t>invite_token</w:t>
+        <w:t>updated_at</w:t>
       </w:r>
       <w:r>
-        <w:t xml:space="preserve"> (VARCHAR, Unique, Nullable): A static or regenerating string used to build the invite URLs (UC-15).</w:t>
+        <w:t xml:space="preserve"> (TIMESTAMP, updated automatically on every change).</w:t>
       </w:r>
     </w:p>
     <w:p>
-      <w:pPr>
-        <w:pStyle w:val="ListBullet"/>
-      </w:pPr>
       <w:r>
-        <w:rPr>
-          <w:b/>
-        </w:rPr>
-        <w:t>created_at</w:t>
-      </w:r>
-      <w:r>
-        <w:t xml:space="preserve"> (TIMESTAMP, Default Current Time).</w:t>
+        <w:t xml:space="preserve">No cover image column: covers are always generated from the name and id (CLAUDE.md §8). Invite storage is added by the invites feature, which decides whether it is a column or its own table (UC-15 mentions expiry). Names are not unique — communities are found by invite, never by name.</w:t>
       </w:r>
     </w:p>
     <w:p>
@@ -401,7 +392,7 @@
         <w:t>role</w:t>
       </w:r>
       <w:r>
-        <w:t xml:space="preserve"> (ENUM, Not Null): e.g., 'ADMIN', 'MEMBER'. Dictates permissions like kicking users (UC-14).</w:t>
+        <w:t xml:space="preserve"> (ENUM CommunityRole, Not Null, Default 'MEMBER'): 'ADMIN' or 'MEMBER'. Dictates permissions like kicking users (UC-14). The creator of a community is its first ADMIN, written in the same transaction as the community.</w:t>
       </w:r>
     </w:p>
     <w:p>
@@ -423,7 +414,21 @@
         <w:pStyle w:val="ListBullet"/>
       </w:pPr>
       <w:r>
-        <w:t>(Composite Primary Key: user_id, community_id to prevent duplicate memberships).</w:t>
+        <w:rPr>
+          <w:b/>
+        </w:rPr>
+        <w:t>updated_at</w:t>
+      </w:r>
+      <w:r>
+        <w:t xml:space="preserve"> (TIMESTAMP, updated automatically on every change).</w:t>
+      </w:r>
+    </w:p>
+    <w:p>
+      <w:pPr>
+        <w:pStyle w:val="ListBullet"/>
+      </w:pPr>
+      <w:r>
+        <w:t xml:space="preserve">(Composite Primary Key: user_id, community_id to prevent duplicate memberships. An index on community_id serves member counts. Both foreign keys cascade on delete, so removing a user or a community removes its memberships.)</w:t>
       </w:r>
     </w:p>
     <w:p>

--- a/docs/tables.docx
+++ b/docs/tables.docx
@@ -315,6 +315,20 @@
         <w:rPr>
           <w:b/>
         </w:rPr>
+        <w:t>invite_token</w:t>
+      </w:r>
+      <w:r>
+        <w:t xml:space="preserve"> (VARCHAR(64), Unique, Nullable): the community's one invite link (UC-15). 128 random bits, base64url. Created the first time an Admin asks for the link; replaced when an Admin resets it, which kills the old link at once. No expiry. A secret: returned only to Admins, never logged, never in any other response.</w:t>
+      </w:r>
+    </w:p>
+    <w:p>
+      <w:pPr>
+        <w:pStyle w:val="ListBullet"/>
+      </w:pPr>
+      <w:r>
+        <w:rPr>
+          <w:b/>
+        </w:rPr>
         <w:t>created_at</w:t>
       </w:r>
       <w:r>
@@ -337,7 +351,7 @@
     </w:p>
     <w:p>
       <w:r>
-        <w:t xml:space="preserve">No cover image column: covers are always generated from the name and id (CLAUDE.md §8). Invite storage is added by the invites feature, which decides whether it is a column or its own table (UC-15 mentions expiry). Names are not unique — communities are found by invite, never by name.</w:t>
+        <w:t xml:space="preserve">No cover image column: covers are always generated from the name and id (CLAUDE.md §8). Names are not unique — communities are found by invite, never by name.</w:t>
       </w:r>
     </w:p>
     <w:p>

--- a/docs/tables.docx
+++ b/docs/tables.docx
@@ -403,10 +403,10 @@
         <w:rPr>
           <w:b/>
         </w:rPr>
-        <w:t>role</w:t>
+        <w:t xml:space="preserve">role</w:t>
       </w:r>
       <w:r>
-        <w:t xml:space="preserve"> (ENUM CommunityRole, Not Null, Default 'MEMBER'): 'ADMIN' or 'MEMBER'. Dictates permissions like kicking users (UC-14). The creator of a community is its first ADMIN, written in the same transaction as the community.</w:t>
+        <w:t xml:space="preserve"> (ENUM CommunityRole, Not Null, Default 'MEMBER'): 'OWNER', 'ADMIN' or 'MEMBER'. Exactly one OWNER per community — the creator, until ownership is transferred — enforced by a partial unique index (community_members_one_owner, hand-written in a migration because Prisma cannot express it; `prisma db push` would drop it, so the project only uses migrations). The owner counts as an admin everywhere, cannot be demoted or removed, and alone can delete the community (UC-10, UC-14).</w:t>
       </w:r>
     </w:p>
     <w:p>
@@ -873,122 +873,93 @@
     </w:p>
     <w:p>
       <w:pPr>
+        <w:pStyle w:val="Heading3"/>
+      </w:pPr>
+      <w:r>
+        <w:t xml:space="preserve">8. community_bans Table</w:t>
+      </w:r>
+    </w:p>
+    <w:p>
+      <w:r>
+        <w:t xml:space="preserve">People removed from a community, who cannot rejoin through any invite link until an admin unblocks them (UC-14). Every removal creates a row; leaving voluntarily does not.</w:t>
+      </w:r>
+    </w:p>
+    <w:p>
+      <w:pPr>
+        <w:pStyle w:val="ListBullet"/>
+      </w:pPr>
+      <w:r>
+        <w:rPr>
+          <w:b/>
+        </w:rPr>
+        <w:t xml:space="preserve">community_id</w:t>
+      </w:r>
+      <w:r>
+        <w:t xml:space="preserve"> (UUID, Foreign Key referencing communities(id), cascade on delete).</w:t>
+      </w:r>
+    </w:p>
+    <w:p>
+      <w:pPr>
+        <w:pStyle w:val="ListBullet"/>
+      </w:pPr>
+      <w:r>
+        <w:rPr>
+          <w:b/>
+        </w:rPr>
+        <w:t xml:space="preserve">user_id</w:t>
+      </w:r>
+      <w:r>
+        <w:t xml:space="preserve"> (UUID, Foreign Key referencing users(id), cascade on delete).</w:t>
+      </w:r>
+    </w:p>
+    <w:p>
+      <w:pPr>
+        <w:pStyle w:val="ListBullet"/>
+      </w:pPr>
+      <w:r>
+        <w:rPr>
+          <w:b/>
+        </w:rPr>
+        <w:t xml:space="preserve">banned_by_id</w:t>
+      </w:r>
+      <w:r>
+        <w:t xml:space="preserve"> (UUID, Nullable, Foreign Key referencing users(id), set to null if that admin's account is deleted): who removed them.</w:t>
+      </w:r>
+    </w:p>
+    <w:p>
+      <w:pPr>
+        <w:pStyle w:val="ListBullet"/>
+      </w:pPr>
+      <w:r>
+        <w:rPr>
+          <w:b/>
+        </w:rPr>
+        <w:t xml:space="preserve">created_at</w:t>
+      </w:r>
+      <w:r>
+        <w:t xml:space="preserve"> (TIMESTAMP, Default Current Time).</w:t>
+      </w:r>
+    </w:p>
+    <w:p>
+      <w:pPr>
+        <w:pStyle w:val="ListBullet"/>
+      </w:pPr>
+      <w:r>
+        <w:t xml:space="preserve">(Composite Primary Key: community_id, user_id).</w:t>
+      </w:r>
+    </w:p>
+    <w:p>
+      <w:pPr>
         <w:pStyle w:val="IntenseQuote"/>
       </w:pPr>
       <w:r>
         <w:rPr>
           <w:b/>
         </w:rPr>
-        <w:t>Table 8 (`password_resets`) has been removed.</w:t>
+        <w:t xml:space="preserve">The schema is eight tables:</w:t>
       </w:r>
       <w:r>
-        <w:t xml:space="preserve"> It existed to hold recovery tokens emailed to users. With no passwords and no email addresses there is nothing to recover and nowhere to send a link, so the table, the endpoints, and the screens that used it are all withdrawn (UC-17). </w:t>
-      </w:r>
-      <w:r>
-        <w:rPr>
-          <w:b/>
-        </w:rPr>
-        <w:t>The schema is seven tables:</w:t>
-      </w:r>
-      <w:r>
-        <w:t xml:space="preserve"> </w:t>
-      </w:r>
-      <w:r>
-        <w:rPr>
-          <w:rFonts w:ascii="Consolas" w:hAnsi="Consolas"/>
-          <w:color w:val="A03030"/>
-          <w:sz w:val="19"/>
-        </w:rPr>
-        <w:t>users</w:t>
-      </w:r>
-      <w:r>
-        <w:t xml:space="preserve">, </w:t>
-      </w:r>
-      <w:r>
-        <w:rPr>
-          <w:rFonts w:ascii="Consolas" w:hAnsi="Consolas"/>
-          <w:color w:val="A03030"/>
-          <w:sz w:val="19"/>
-        </w:rPr>
-        <w:t>communities</w:t>
-      </w:r>
-      <w:r>
-        <w:t xml:space="preserve">, </w:t>
-      </w:r>
-      <w:r>
-        <w:rPr>
-          <w:rFonts w:ascii="Consolas" w:hAnsi="Consolas"/>
-          <w:color w:val="A03030"/>
-          <w:sz w:val="19"/>
-        </w:rPr>
-        <w:t>community_members</w:t>
-      </w:r>
-      <w:r>
-        <w:t xml:space="preserve">, </w:t>
-      </w:r>
-      <w:r>
-        <w:rPr>
-          <w:rFonts w:ascii="Consolas" w:hAnsi="Consolas"/>
-          <w:color w:val="A03030"/>
-          <w:sz w:val="19"/>
-        </w:rPr>
-        <w:t>friends</w:t>
-      </w:r>
-      <w:r>
-        <w:t xml:space="preserve">, </w:t>
-      </w:r>
-      <w:r>
-        <w:rPr>
-          <w:rFonts w:ascii="Consolas" w:hAnsi="Consolas"/>
-          <w:color w:val="A03030"/>
-          <w:sz w:val="19"/>
-        </w:rPr>
-        <w:t>posts</w:t>
-      </w:r>
-      <w:r>
-        <w:t xml:space="preserve">, </w:t>
-      </w:r>
-      <w:r>
-        <w:rPr>
-          <w:rFonts w:ascii="Consolas" w:hAnsi="Consolas"/>
-          <w:color w:val="A03030"/>
-          <w:sz w:val="19"/>
-        </w:rPr>
-        <w:t>ratings</w:t>
-      </w:r>
-      <w:r>
-        <w:t xml:space="preserve">, </w:t>
-      </w:r>
-      <w:r>
-        <w:rPr>
-          <w:rFonts w:ascii="Consolas" w:hAnsi="Consolas"/>
-          <w:color w:val="A03030"/>
-          <w:sz w:val="19"/>
-        </w:rPr>
-        <w:t>bookmarks</w:t>
-      </w:r>
-      <w:r>
-        <w:t xml:space="preserve">. The administrative area (UC-19) will need a settings table for presentation configuration. It is </w:t>
-      </w:r>
-      <w:r>
-        <w:rPr>
-          <w:b/>
-        </w:rPr>
-        <w:t>not defined here</w:t>
-      </w:r>
-      <w:r>
-        <w:t xml:space="preserve"> — its shape is decided in that feature's specification session and written to </w:t>
-      </w:r>
-      <w:r>
-        <w:rPr>
-          <w:rFonts w:ascii="Consolas" w:hAnsi="Consolas"/>
-          <w:color w:val="A03030"/>
-          <w:sz w:val="19"/>
-        </w:rPr>
-        <w:t>docs/features/admin-panel.md</w:t>
-      </w:r>
-      <w:r>
-        <w:t xml:space="preserve"> before any migration is written.</w:t>
+        <w:t xml:space="preserve"> `users`, `communities`, `community_members`, `community_bans`, `friends`, `posts`, `ratings`, `bookmarks`.</w:t>
       </w:r>
     </w:p>
     <w:sectPr>

--- a/docs/tables.docx
+++ b/docs/tables.docx
@@ -950,16 +950,347 @@
     </w:p>
     <w:p>
       <w:pPr>
+        <w:pStyle w:val="Heading3"/>
+      </w:pPr>
+      <w:r>
+        <w:t xml:space="preserve">9. app_settings Table</w:t>
+      </w:r>
+    </w:p>
+    <w:p>
+      <w:pPr>
+        <w:pStyle w:val="Normal"/>
+      </w:pPr>
+      <w:r>
+        <w:t xml:space="preserve">The administrative area's presentation settings (UC-19, </w:t>
+      </w:r>
+      <w:r>
+        <w:rPr>
+          <w:rFonts w:ascii="Consolas" w:hAnsi="Consolas"/>
+          <w:color w:val="A03030"/>
+          <w:sz w:val="19"/>
+        </w:rPr>
+        <w:t>docs/features/admin-panel.md</w:t>
+      </w:r>
+      <w:r>
+        <w:t xml:space="preserve"> §3.2). One row per setting that has ever been changed; a missing row means the default.</w:t>
+      </w:r>
+    </w:p>
+    <w:p>
+      <w:pPr>
+        <w:pStyle w:val="ListBullet"/>
+      </w:pPr>
+      <w:r>
+        <w:rPr>
+          <w:b/>
+        </w:rPr>
+        <w:t xml:space="preserve">key</w:t>
+      </w:r>
+      <w:r>
+        <w:t xml:space="preserve"> (ENUM </w:t>
+      </w:r>
+      <w:r>
+        <w:rPr>
+          <w:rFonts w:ascii="Consolas" w:hAnsi="Consolas"/>
+          <w:color w:val="A03030"/>
+          <w:sz w:val="19"/>
+        </w:rPr>
+        <w:t>SettingKey</w:t>
+      </w:r>
+      <w:r>
+        <w:t xml:space="preserve">, Primary Key): </w:t>
+      </w:r>
+      <w:r>
+        <w:rPr>
+          <w:rFonts w:ascii="Consolas" w:hAnsi="Consolas"/>
+          <w:color w:val="A03030"/>
+          <w:sz w:val="19"/>
+        </w:rPr>
+        <w:t>ANNOUNCEMENT</w:t>
+      </w:r>
+      <w:r>
+        <w:t xml:space="preserve">, </w:t>
+      </w:r>
+      <w:r>
+        <w:rPr>
+          <w:rFonts w:ascii="Consolas" w:hAnsi="Consolas"/>
+          <w:color w:val="A03030"/>
+          <w:sz w:val="19"/>
+        </w:rPr>
+        <w:t>ACCENT_COLOR</w:t>
+      </w:r>
+      <w:r>
+        <w:t xml:space="preserve"> or </w:t>
+      </w:r>
+      <w:r>
+        <w:rPr>
+          <w:rFonts w:ascii="Consolas" w:hAnsi="Consolas"/>
+          <w:color w:val="A03030"/>
+          <w:sz w:val="19"/>
+        </w:rPr>
+        <w:t>WELCOME_TAGLINE</w:t>
+      </w:r>
+      <w:r>
+        <w:t xml:space="preserve">. The list is fixed; a new setting needs a new spec, never just a new row.</w:t>
+      </w:r>
+    </w:p>
+    <w:p>
+      <w:pPr>
+        <w:pStyle w:val="ListBullet"/>
+      </w:pPr>
+      <w:r>
+        <w:rPr>
+          <w:b/>
+        </w:rPr>
+        <w:t xml:space="preserve">value</w:t>
+      </w:r>
+      <w:r>
+        <w:t xml:space="preserve"> (JSONB, Not Null): validated in code against the setting's rules before every write - the announcement is </w:t>
+      </w:r>
+      <w:r>
+        <w:rPr>
+          <w:rFonts w:ascii="Consolas" w:hAnsi="Consolas"/>
+          <w:color w:val="A03030"/>
+          <w:sz w:val="19"/>
+        </w:rPr>
+        <w:t>{ enabled, text }</w:t>
+      </w:r>
+      <w:r>
+        <w:t xml:space="preserve"> (plain text, at most 140 characters), the accent colour a palette name (</w:t>
+      </w:r>
+      <w:r>
+        <w:rPr>
+          <w:rFonts w:ascii="Consolas" w:hAnsi="Consolas"/>
+          <w:color w:val="A03030"/>
+          <w:sz w:val="19"/>
+        </w:rPr>
+        <w:t>purple</w:t>
+      </w:r>
+      <w:r>
+        <w:t xml:space="preserve">, </w:t>
+      </w:r>
+      <w:r>
+        <w:rPr>
+          <w:rFonts w:ascii="Consolas" w:hAnsi="Consolas"/>
+          <w:color w:val="A03030"/>
+          <w:sz w:val="19"/>
+        </w:rPr>
+        <w:t>blue</w:t>
+      </w:r>
+      <w:r>
+        <w:t xml:space="preserve">, </w:t>
+      </w:r>
+      <w:r>
+        <w:rPr>
+          <w:rFonts w:ascii="Consolas" w:hAnsi="Consolas"/>
+          <w:color w:val="A03030"/>
+          <w:sz w:val="19"/>
+        </w:rPr>
+        <w:t>green</w:t>
+      </w:r>
+      <w:r>
+        <w:t xml:space="preserve">, </w:t>
+      </w:r>
+      <w:r>
+        <w:rPr>
+          <w:rFonts w:ascii="Consolas" w:hAnsi="Consolas"/>
+          <w:color w:val="A03030"/>
+          <w:sz w:val="19"/>
+        </w:rPr>
+        <w:t>orange</w:t>
+      </w:r>
+      <w:r>
+        <w:t xml:space="preserve">, </w:t>
+      </w:r>
+      <w:r>
+        <w:rPr>
+          <w:rFonts w:ascii="Consolas" w:hAnsi="Consolas"/>
+          <w:color w:val="A03030"/>
+          <w:sz w:val="19"/>
+        </w:rPr>
+        <w:t>pink</w:t>
+      </w:r>
+      <w:r>
+        <w:t xml:space="preserve">), the tagline plain text of 1-80 characters. A stored value that fails the rules reads as the default.</w:t>
+      </w:r>
+    </w:p>
+    <w:p>
+      <w:pPr>
+        <w:pStyle w:val="ListBullet"/>
+      </w:pPr>
+      <w:r>
+        <w:rPr>
+          <w:b/>
+        </w:rPr>
+        <w:t xml:space="preserve">updated_at</w:t>
+      </w:r>
+      <w:r>
+        <w:t xml:space="preserve"> (TIMESTAMP, Not Null): set on every write.</w:t>
+      </w:r>
+    </w:p>
+    <w:p>
+      <w:pPr>
+        <w:pStyle w:val="Heading3"/>
+      </w:pPr>
+      <w:r>
+        <w:t xml:space="preserve">10. setting_changes Table</w:t>
+      </w:r>
+    </w:p>
+    <w:p>
+      <w:pPr>
+        <w:pStyle w:val="Normal"/>
+      </w:pPr>
+      <w:r>
+        <w:t xml:space="preserve">The history of settings changes. Rows are inserted, never updated or deleted by the app.</w:t>
+      </w:r>
+    </w:p>
+    <w:p>
+      <w:pPr>
+        <w:pStyle w:val="ListBullet"/>
+      </w:pPr>
+      <w:r>
+        <w:rPr>
+          <w:b/>
+        </w:rPr>
+        <w:t xml:space="preserve">id</w:t>
+      </w:r>
+      <w:r>
+        <w:t xml:space="preserve"> (UUID, Primary Key).</w:t>
+      </w:r>
+    </w:p>
+    <w:p>
+      <w:pPr>
+        <w:pStyle w:val="ListBullet"/>
+      </w:pPr>
+      <w:r>
+        <w:rPr>
+          <w:b/>
+        </w:rPr>
+        <w:t xml:space="preserve">key</w:t>
+      </w:r>
+      <w:r>
+        <w:t xml:space="preserve"> (ENUM </w:t>
+      </w:r>
+      <w:r>
+        <w:rPr>
+          <w:rFonts w:ascii="Consolas" w:hAnsi="Consolas"/>
+          <w:color w:val="A03030"/>
+          <w:sz w:val="19"/>
+        </w:rPr>
+        <w:t>SettingKey</w:t>
+      </w:r>
+      <w:r>
+        <w:t xml:space="preserve">, Not Null): which setting.</w:t>
+      </w:r>
+    </w:p>
+    <w:p>
+      <w:pPr>
+        <w:pStyle w:val="ListBullet"/>
+      </w:pPr>
+      <w:r>
+        <w:rPr>
+          <w:b/>
+        </w:rPr>
+        <w:t xml:space="preserve">old_value</w:t>
+      </w:r>
+      <w:r>
+        <w:t xml:space="preserve"> (JSONB, Not Null): the value it replaced (the default if the setting had never been changed).</w:t>
+      </w:r>
+    </w:p>
+    <w:p>
+      <w:pPr>
+        <w:pStyle w:val="ListBullet"/>
+      </w:pPr>
+      <w:r>
+        <w:rPr>
+          <w:b/>
+        </w:rPr>
+        <w:t xml:space="preserve">new_value</w:t>
+      </w:r>
+      <w:r>
+        <w:t xml:space="preserve"> (JSONB, Not Null): the value after.</w:t>
+      </w:r>
+    </w:p>
+    <w:p>
+      <w:pPr>
+        <w:pStyle w:val="ListBullet"/>
+      </w:pPr>
+      <w:r>
+        <w:rPr>
+          <w:b/>
+        </w:rPr>
+        <w:t xml:space="preserve">changed_by_id</w:t>
+      </w:r>
+      <w:r>
+        <w:t xml:space="preserve"> (UUID, Nullable, Foreign Key referencing users(id), set to null if that admin's account is deleted): who changed it; the entry outlives the account.</w:t>
+      </w:r>
+    </w:p>
+    <w:p>
+      <w:pPr>
+        <w:pStyle w:val="ListBullet"/>
+      </w:pPr>
+      <w:r>
+        <w:rPr>
+          <w:b/>
+        </w:rPr>
+        <w:t xml:space="preserve">changed_at</w:t>
+      </w:r>
+      <w:r>
+        <w:t xml:space="preserve"> (TIMESTAMP, Default Current Time). Indexed newest first, for "the last 20 changes".</w:t>
+      </w:r>
+    </w:p>
+    <w:p>
+      <w:pPr>
         <w:pStyle w:val="IntenseQuote"/>
       </w:pPr>
       <w:r>
         <w:rPr>
           <w:b/>
         </w:rPr>
-        <w:t xml:space="preserve">The schema is eight tables:</w:t>
+        <w:t xml:space="preserve">The schema is ten tables:</w:t>
       </w:r>
       <w:r>
-        <w:t xml:space="preserve"> `users`, `communities`, `community_members`, `community_bans`, `friends`, `posts`, `ratings`, `bookmarks`.</w:t>
+        <w:t xml:space="preserve"> `users`, `communities`, `community_members`, `community_bans`, `friends`, `posts`, `ratings`, `bookmarks`, `app_settings`, `setting_changes`.</w:t>
+      </w:r>
+    </w:p>
+    <w:p>
+      <w:pPr>
+        <w:pStyle w:val="IntenseQuote"/>
+      </w:pPr>
+      <w:r>
+        <w:t xml:space="preserve">The administrative area's settings (</w:t>
+      </w:r>
+      <w:r>
+        <w:rPr>
+          <w:rFonts w:ascii="Consolas" w:hAnsi="Consolas"/>
+          <w:color w:val="A03030"/>
+          <w:sz w:val="19"/>
+        </w:rPr>
+        <w:t>app_settings</w:t>
+      </w:r>
+      <w:r>
+        <w:t xml:space="preserve">, </w:t>
+      </w:r>
+      <w:r>
+        <w:rPr>
+          <w:rFonts w:ascii="Consolas" w:hAnsi="Consolas"/>
+          <w:color w:val="A03030"/>
+          <w:sz w:val="19"/>
+        </w:rPr>
+        <w:t>setting_changes</w:t>
+      </w:r>
+      <w:r>
+        <w:t xml:space="preserve">) were designed in that feature's specification session - </w:t>
+      </w:r>
+      <w:r>
+        <w:rPr>
+          <w:rFonts w:ascii="Consolas" w:hAnsi="Consolas"/>
+          <w:color w:val="A03030"/>
+          <w:sz w:val="19"/>
+        </w:rPr>
+        <w:t>docs/features/admin-panel.md</w:t>
+      </w:r>
+      <w:r>
+        <w:t xml:space="preserve">.</w:t>
       </w:r>
     </w:p>
     <w:sectPr>

--- a/docs/tables.docx
+++ b/docs/tables.docx
@@ -532,7 +532,7 @@
     </w:p>
     <w:p>
       <w:r>
-        <w:t>The core entity for music recommendations (UC-11).</w:t>
+        <w:t xml:space="preserve">The core entity for music recommendations (UC-11, docs/features/posts-feed.md §3). Metadata and links come from the link converter (squigly.link); all of them are null while conversion_pending is true.</w:t>
       </w:r>
     </w:p>
     <w:p>
@@ -585,10 +585,10 @@
         <w:rPr>
           <w:b/>
         </w:rPr>
-        <w:t>original_url</w:t>
+        <w:t xml:space="preserve">original_url</w:t>
       </w:r>
       <w:r>
-        <w:t xml:space="preserve"> (VARCHAR, Not Null): The raw link the user pasted.</w:t>
+        <w:t xml:space="preserve"> (VARCHAR(2048), Not Null): The link the user pasted, trimmed. Always present — the fallback link every viewer can open.</w:t>
       </w:r>
     </w:p>
     <w:p>
@@ -599,10 +599,38 @@
         <w:rPr>
           <w:b/>
         </w:rPr>
-        <w:t>song_title</w:t>
+        <w:t xml:space="preserve">source_service</w:t>
       </w:r>
       <w:r>
-        <w:t xml:space="preserve"> (VARCHAR, Nullable): Fetched via your Playwright scraper.</w:t>
+        <w:t xml:space="preserve"> (ENUM StreamingService, Not Null): The service the pasted link belongs to, derived from its host.</w:t>
+      </w:r>
+    </w:p>
+    <w:p>
+      <w:pPr>
+        <w:pStyle w:val="ListBullet"/>
+      </w:pPr>
+      <w:r>
+        <w:rPr>
+          <w:b/>
+        </w:rPr>
+        <w:t xml:space="preserve">kind</w:t>
+      </w:r>
+      <w:r>
+        <w:t xml:space="preserve"> (ENUM PostKind, Nullable): TRACK or ALBUM, from squigly's JSON-LD type; null while pending.</w:t>
+      </w:r>
+    </w:p>
+    <w:p>
+      <w:pPr>
+        <w:pStyle w:val="ListBullet"/>
+      </w:pPr>
+      <w:r>
+        <w:rPr>
+          <w:b/>
+        </w:rPr>
+        <w:t xml:space="preserve">song_title</w:t>
+      </w:r>
+      <w:r>
+        <w:t xml:space="preserve"> (VARCHAR(300), Nullable): From the link converter; for an album, the album name.</w:t>
       </w:r>
     </w:p>
     <w:p>
@@ -641,10 +669,10 @@
         <w:rPr>
           <w:b/>
         </w:rPr>
-        <w:t>universal_link_spotify</w:t>
+        <w:t xml:space="preserve">universal_link_spotify</w:t>
       </w:r>
       <w:r>
-        <w:t xml:space="preserve"> (VARCHAR, Nullable): Output from the scraper.</w:t>
+        <w:t xml:space="preserve"> (VARCHAR(2048), Nullable): Output from the link converter — one column per StreamingService, so every viewer gets their own service.</w:t>
       </w:r>
     </w:p>
     <w:p>
@@ -669,7 +697,21 @@
         <w:rPr>
           <w:b/>
         </w:rPr>
-        <w:t>universal_link_youtube</w:t>
+        <w:t xml:space="preserve">universal_link_youtube</w:t>
+      </w:r>
+      <w:r>
+        <w:t xml:space="preserve"> (VARCHAR, Nullable): squigly's YouTube Music link.</w:t>
+      </w:r>
+    </w:p>
+    <w:p>
+      <w:pPr>
+        <w:pStyle w:val="ListBullet"/>
+      </w:pPr>
+      <w:r>
+        <w:rPr>
+          <w:b/>
+        </w:rPr>
+        <w:t xml:space="preserve">universal_link_tidal</w:t>
       </w:r>
       <w:r>
         <w:t xml:space="preserve"> (VARCHAR, Nullable).</w:t>
@@ -683,10 +725,24 @@
         <w:rPr>
           <w:b/>
         </w:rPr>
-        <w:t>text_comment</w:t>
+        <w:t xml:space="preserve">universal_link_deezer</w:t>
       </w:r>
       <w:r>
-        <w:t xml:space="preserve"> (TEXT, Nullable): The author's initial thoughts on the song.</w:t>
+        <w:t xml:space="preserve"> (VARCHAR, Nullable).</w:t>
+      </w:r>
+    </w:p>
+    <w:p>
+      <w:pPr>
+        <w:pStyle w:val="ListBullet"/>
+      </w:pPr>
+      <w:r>
+        <w:rPr>
+          <w:b/>
+        </w:rPr>
+        <w:t xml:space="preserve">text_comment</w:t>
+      </w:r>
+      <w:r>
+        <w:t xml:space="preserve"> (TEXT, Nullable): The author's optional comment — at most 280 characters, line breaks kept.</w:t>
       </w:r>
     </w:p>
     <w:p>
@@ -701,6 +757,42 @@
       </w:r>
       <w:r>
         <w:t xml:space="preserve"> (TIMESTAMP, Default Current Time).</w:t>
+      </w:r>
+    </w:p>
+    <w:p>
+      <w:pPr>
+        <w:pStyle w:val="ListBullet"/>
+      </w:pPr>
+      <w:r>
+        <w:rPr>
+          <w:b/>
+        </w:rPr>
+        <w:t xml:space="preserve">conversion_pending</w:t>
+      </w:r>
+      <w:r>
+        <w:t xml:space="preserve"> (BOOLEAN, Default false): True when the conversion could not run (squigly.link down, a timeout, an unreadable page); the author can retry it.</w:t>
+      </w:r>
+    </w:p>
+    <w:p>
+      <w:pPr>
+        <w:pStyle w:val="ListBullet"/>
+      </w:pPr>
+      <w:r>
+        <w:rPr>
+          <w:b/>
+        </w:rPr>
+        <w:t xml:space="preserve">updated_at</w:t>
+      </w:r>
+      <w:r>
+        <w:t xml:space="preserve"> (TIMESTAMP): Set on every write.</w:t>
+      </w:r>
+    </w:p>
+    <w:p>
+      <w:pPr>
+        <w:pStyle w:val="ListBullet"/>
+      </w:pPr>
+      <w:r>
+        <w:t xml:space="preserve">(Indexed on community_id, created_at and id, newest first, for the feed; and on author_id, community_id, for removal. Cascades: deleting the community or the author deletes the posts; removing a member deletes their posts in that community — UC-14.)</w:t>
       </w:r>
     </w:p>
     <w:p>

--- a/docs/tables.docx
+++ b/docs/tables.docx
@@ -190,7 +190,7 @@
         <w:t>created_at</w:t>
       </w:r>
       <w:r>
-        <w:t xml:space="preserve"> (TIMESTAMP, Default Current Time).</w:t>
+        <w:t xml:space="preserve"> (TIMESTAMP, Default Current Time): when it was saved; My List lists newest first.</w:t>
       </w:r>
     </w:p>
     <w:p>
@@ -910,7 +910,7 @@
     </w:p>
     <w:p>
       <w:r>
-        <w:t>Powers the "Listen Later" queue (UC-12).</w:t>
+        <w:t>Powers the "Listen Later" queue (UC-12, docs/features/bookmarks-my-list.md §3). Private: only its user ever sees a bookmark, and no count of savers exists.</w:t>
       </w:r>
     </w:p>
     <w:p>
@@ -960,7 +960,7 @@
         <w:pStyle w:val="ListBullet"/>
       </w:pPr>
       <w:r>
-        <w:t>(Composite Primary Key: user_id, post_id).</w:t>
+        <w:t>(Composite Primary Key: user_id, post_id, so a post is saved at most once per user. Indexed on user_id, created_at and post_id, newest first, for My List; and on post_id, for the cascade. Cascades: deleting the post or the user deletes the bookmark. A bookmark is kept when its user leaves or is removed from the post's community.)</w:t>
       </w:r>
     </w:p>
     <w:p>

--- a/docs/tables.docx
+++ b/docs/tables.docx
@@ -805,7 +805,7 @@
     </w:p>
     <w:p>
       <w:r>
-        <w:t>Stores the feedback on specific posts (UC-13, UC-16).</w:t>
+        <w:t>Stores the feedback on specific posts (UC-13, UC-16, docs/features/rate-post.md §3). A rating is final once written.</w:t>
       </w:r>
     </w:p>
     <w:p>
@@ -861,7 +861,7 @@
         <w:t>score</w:t>
       </w:r>
       <w:r>
-        <w:t xml:space="preserve"> (SMALLINT, Not Null): A number between 1 and 10.</w:t>
+        <w:t xml:space="preserve"> (SMALLINT, Not Null): An integer from 1 to 10, checked by the API and by the hand-written database constraint ratings_score_range.</w:t>
       </w:r>
     </w:p>
     <w:p>
@@ -875,7 +875,7 @@
         <w:t>comment</w:t>
       </w:r>
       <w:r>
-        <w:t xml:space="preserve"> (TEXT, Nullable): Optional text feedback.</w:t>
+        <w:t xml:space="preserve"> (TEXT, Nullable): Optional text feedback, at most 280 characters, line breaks kept.</w:t>
       </w:r>
     </w:p>
     <w:p>
@@ -897,7 +897,7 @@
         <w:pStyle w:val="ListBullet"/>
       </w:pPr>
       <w:r>
-        <w:t>(Unique Constraint on post_id and user_id to ensure a user can only rate a specific post once).</w:t>
+        <w:t>(Unique Constraint on post_id and user_id to ensure a user can only rate a specific post once; indexed on user_id for the rater's own ratings. Cascades: deleting the post, its community or the rater deletes the rating. A rating is kept when its rater leaves or is removed from the community.)</w:t>
       </w:r>
     </w:p>
     <w:p>

--- a/docs/tables.docx
+++ b/docs/tables.docx
@@ -897,7 +897,7 @@
         <w:pStyle w:val="ListBullet"/>
       </w:pPr>
       <w:r>
-        <w:t>(Unique Constraint on post_id and user_id to ensure a user can only rate a specific post once; indexed on user_id for the rater's own ratings. Cascades: deleting the post, its community or the rater deletes the rating. A rating is kept when its rater leaves or is removed from the community.)</w:t>
+        <w:t>(Unique Constraint on post_id and user_id to ensure a user can only rate a specific post once; indexed on user_id for the rater's own ratings. Cascades: deleting the post, its community or the rater deletes the rating. A rating is kept when its rater leaves the community, and deleted when they are removed from it (UC-14, docs/features/post-detail.md §3.1). An updated_at timestamp records edits and is not shown.)</w:t>
       </w:r>
     </w:p>
     <w:p>

--- a/docs/tables.docx
+++ b/docs/tables.docx
@@ -897,7 +897,7 @@
         <w:pStyle w:val="ListBullet"/>
       </w:pPr>
       <w:r>
-        <w:t>(Unique Constraint on post_id and user_id to ensure a user can only rate a specific post once; indexed on user_id for the rater's own ratings. Cascades: deleting the post, its community or the rater deletes the rating. A rating is kept when its rater leaves the community, and deleted when they are removed from it (UC-14, docs/features/post-detail.md §3.1). An updated_at timestamp records edits and is not shown.)</w:t>
+        <w:t>(Unique Constraint on post_id and user_id to ensure a user can only rate a specific post once; indexed on user_id, created_at and id, newest first, for a user's ratings — a Public Profile's history (docs/features/find-people.md §3) — and the rater's own score. Cascades: deleting the post, its community or the rater deletes the rating. A rating is kept when its rater leaves the community, and deleted when they are removed from it (UC-14, docs/features/post-detail.md §3.1). An updated_at timestamp records edits and is not shown.)</w:t>
       </w:r>
     </w:p>
     <w:p>

--- a/docs/tables.docx
+++ b/docs/tables.docx
@@ -497,7 +497,7 @@
         <w:t>status</w:t>
       </w:r>
       <w:r>
-        <w:t xml:space="preserve"> (ENUM, Not Null): 'PENDING', 'ACCEPTED'.</w:t>
+        <w:t xml:space="preserve"> (ENUM, Not Null): 'PENDING', 'ACCEPTED'. Accepting updates the row in place; ignoring or cancelling deletes it. An updated_at timestamp is set on every write — for a friendship, when it was accepted.</w:t>
       </w:r>
     </w:p>
     <w:p>
@@ -519,7 +519,7 @@
         <w:pStyle w:val="ListBullet"/>
       </w:pPr>
       <w:r>
-        <w:t>(Composite Primary Key: requester_id, addressee_id. You will need application logic or a database check constraint to ensure that if User A requests User B, User B cannot simultaneously request User A to prevent redundant rows).</w:t>
+        <w:t>(Composite Primary Key: requester_id, addressee_id. One row per pair in either direction, enforced by the hand-written unique index friends_one_per_pair on the LEAST and GREATEST of the two ids; the hand-written CHECK friends_not_self forbids a row to yourself. Both live in the add_friends migration and are invisible to Prisma (docs/features/friend-requests.md §3). Indexed on addressee_id, status and created_at, newest first, for incoming requests and the Friends tab badge. Both foreign keys cascade, so deleting either user deletes the row — UC-7's ghost request.)</w:t>
       </w:r>
     </w:p>
     <w:p>

--- a/docs/tables.docx
+++ b/docs/tables.docx
@@ -497,7 +497,7 @@
         <w:t>status</w:t>
       </w:r>
       <w:r>
-        <w:t xml:space="preserve"> (ENUM, Not Null): 'PENDING', 'ACCEPTED'. Accepting updates the row in place; ignoring or cancelling deletes it. An updated_at timestamp is set on every write — for a friendship, when it was accepted.</w:t>
+        <w:t xml:space="preserve"> (ENUM, Not Null): 'PENDING', 'ACCEPTED'. Accepting updates the row in place; ignoring, cancelling or removing a friend (UC-8) deletes it. An updated_at timestamp is set on every write — for a friendship, when it was accepted.</w:t>
       </w:r>
     </w:p>
     <w:p>

--- a/docs/tables.docx
+++ b/docs/tables.docx
@@ -1332,16 +1332,96 @@
     </w:p>
     <w:p>
       <w:pPr>
+        <w:pStyle w:val="Heading3"/>
+      </w:pPr>
+      <w:r>
+        <w:t xml:space="preserve">11. community_invitations Table</w:t>
+      </w:r>
+    </w:p>
+    <w:p>
+      <w:pPr>
+        <w:pStyle w:val="Normal"/>
+      </w:pPr>
+      <w:r>
+        <w:t xml:space="preserve">Pending invitations to join a community, sent by its Admins to their friends (UC-9's picker, docs/features/invite-friends.md §3). A row is deleted once accepted or declined.</w:t>
+      </w:r>
+    </w:p>
+    <w:p>
+      <w:pPr>
+        <w:pStyle w:val="ListBullet"/>
+      </w:pPr>
+      <w:r>
+        <w:rPr>
+          <w:b/>
+        </w:rPr>
+        <w:t>community_id</w:t>
+      </w:r>
+      <w:r>
+        <w:t xml:space="preserve"> (UUID, Foreign Key referencing communities(id), cascade on delete).</w:t>
+      </w:r>
+    </w:p>
+    <w:p>
+      <w:pPr>
+        <w:pStyle w:val="ListBullet"/>
+      </w:pPr>
+      <w:r>
+        <w:rPr>
+          <w:b/>
+        </w:rPr>
+        <w:t>user_id</w:t>
+      </w:r>
+      <w:r>
+        <w:t xml:space="preserve"> (UUID, Foreign Key referencing users(id), cascade on delete): the invited person.</w:t>
+      </w:r>
+    </w:p>
+    <w:p>
+      <w:pPr>
+        <w:pStyle w:val="ListBullet"/>
+      </w:pPr>
+      <w:r>
+        <w:rPr>
+          <w:b/>
+        </w:rPr>
+        <w:t>invited_by_id</w:t>
+      </w:r>
+      <w:r>
+        <w:t xml:space="preserve"> (UUID, Nullable, Foreign Key referencing users(id), set to null if that admin's account is deleted): who invited them; the invitation outlives the inviter's role and account.</w:t>
+      </w:r>
+    </w:p>
+    <w:p>
+      <w:pPr>
+        <w:pStyle w:val="ListBullet"/>
+      </w:pPr>
+      <w:r>
+        <w:rPr>
+          <w:b/>
+        </w:rPr>
+        <w:t>created_at</w:t>
+      </w:r>
+      <w:r>
+        <w:t xml:space="preserve"> (TIMESTAMP, Default Current Time).</w:t>
+      </w:r>
+    </w:p>
+    <w:p>
+      <w:pPr>
+        <w:pStyle w:val="ListBullet"/>
+      </w:pPr>
+      <w:r>
+        <w:t xml:space="preserve">(Composite Primary Key: community_id, user_id, so a person is invited at most once per community. Indexed on user_id and created_at, newest first, for their invitations and the Friends tab badge; and on invited_by_id, for the set-null. Joining by the invite link or being removed from the community deletes a pending invitation.)</w:t>
+      </w:r>
+    </w:p>
+    <w:p>
+      <w:pPr>
         <w:pStyle w:val="IntenseQuote"/>
       </w:pPr>
       <w:r>
         <w:rPr>
           <w:b/>
         </w:rPr>
-        <w:t xml:space="preserve">The schema is ten tables:</w:t>
+        <w:t xml:space="preserve">The schema is eleven tables:</w:t>
       </w:r>
       <w:r>
-        <w:t xml:space="preserve"> `users`, `communities`, `community_members`, `community_bans`, `friends`, `posts`, `ratings`, `bookmarks`, `app_settings`, `setting_changes`.</w:t>
+        <w:t xml:space="preserve"> `users`, `communities`, `community_members`, `community_bans`, `friends`, `posts`, `ratings`, `bookmarks`, `app_settings`, `setting_changes`, `community_invitations`.</w:t>
       </w:r>
     </w:p>
     <w:p>
